--- a/CV/CV_Dinesh_Poddaturi.docx
+++ b/CV/CV_Dinesh_Poddaturi.docx
@@ -126,7 +126,7 @@
         <w:rPr>
           <w:color w:val="000000" w:themeColor="text1"/>
         </w:rPr>
-        <w:t>Applied economist with 2.5 years managing 20+ ongoing client accounts across the U.S., U.K., and Canada, generating $27M in cumulative incremental revenue through profit-aware pricing optimization and controlled experimentation. Individual engagements include $4.2M in pricing impact over a single quarter and $23M in annual revenue growth against a $15.5M prior-year baseline. Combines structural econometric modeling with hands-on client advisory experience and a track record of translating demand analysis into pricing decisions that clients adopt and expand. Author of a working paper on profit-aware pricing in two-sided marketplaces.</w:t>
+        <w:t>Applied economist with 2.5 years managing 20+ ongoing client accounts across the U.S., U.K., and Canada, generating $27M in cumulative incremental revenue through pricing optimization and controlled experimentation. Individual engagements include $4.2M in pricing impact over a single quarter and $23M in annual revenue growth against a $15.5M prior-year baseline. Combines structural econometric modeling with hands-on client advisory experience and a track record of translating demand analysis into pricing decisions that clients adopt and expand. Author of a working paper on profit-aware pricing in two-sided marketplaces.</w:t>
       </w:r>
     </w:p>
     <w:p>
@@ -239,7 +239,7 @@
         <w:rPr>
           <w:color w:val="000000" w:themeColor="text1"/>
         </w:rPr>
-        <w:t>Generated $27M in cumulative incremental revenue (+34.6% over the engagement period) across 20+ ongoing client accounts in the U.S., U.K., and Canada through demand elasticity estimation, discrete choice analysis, and profit-aware pricing optimization.</w:t>
+        <w:t>Generated $27M in cumulative incremental revenue (+34.6% over the engagement period) across 20+ ongoing client accounts in the U.S., U.K., and Canada through demand elasticity estimation, discrete choice analysis, and pricing optimization.</w:t>
       </w:r>
     </w:p>
     <w:p>

--- a/CV/CV_Dinesh_Poddaturi.docx
+++ b/CV/CV_Dinesh_Poddaturi.docx
@@ -80,18 +80,8 @@
           <w:sz w:val="18"/>
           <w:szCs w:val="18"/>
         </w:rPr>
-        <w:t xml:space="preserve"> |  </w:t>
-      </w:r>
-      <w:hyperlink r:id="rId8" w:history="1">
-        <w:r>
-          <w:rPr>
-            <w:rStyle w:val="Hyperlink"/>
-            <w:sz w:val="18"/>
-            <w:szCs w:val="18"/>
-          </w:rPr>
-          <w:t>SSRN Working Paper Available</w:t>
-        </w:r>
-      </w:hyperlink>
+        <w:t xml:space="preserve"> </w:t>
+      </w:r>
     </w:p>
     <w:p>
       <w:pPr>
@@ -979,12 +969,12 @@
         </w:rPr>
         <w:t xml:space="preserve">Poddaturi, D.R. (2026). Profit-Aware Pricing in Two-Sided Marketplaces: Demand Elasticity, Cost Uncertainty, and Customer Lifetime Value in Brazilian E-Commerce. Working paper. Available on </w:t>
       </w:r>
-      <w:hyperlink r:id="rId9" w:history="1">
+      <w:hyperlink r:id="rId8" w:history="1">
         <w:r>
           <w:rPr>
             <w:rStyle w:val="Hyperlink"/>
           </w:rPr>
-          <w:t>SSRN</w:t>
+          <w:t>my website</w:t>
         </w:r>
       </w:hyperlink>
       <w:r>
@@ -2000,6 +1990,18 @@
       <w:shd w:val="clear" w:color="auto" w:fill="E1DFDD"/>
     </w:rPr>
   </w:style>
+  <w:style w:type="character" w:styleId="FollowedHyperlink">
+    <w:name w:val="FollowedHyperlink"/>
+    <w:basedOn w:val="DefaultParagraphFont"/>
+    <w:uiPriority w:val="99"/>
+    <w:semiHidden/>
+    <w:unhideWhenUsed/>
+    <w:rsid w:val="00ED2235"/>
+    <w:rPr>
+      <w:color w:val="96607D" w:themeColor="followedHyperlink"/>
+      <w:u w:val="single"/>
+    </w:rPr>
+  </w:style>
 </w:styles>
 </file>
 

--- a/CV/CV_Dinesh_Poddaturi.docx
+++ b/CV/CV_Dinesh_Poddaturi.docx
@@ -607,7 +607,7 @@
         <w:rPr>
           <w:color w:val="000000" w:themeColor="text1"/>
         </w:rPr>
-        <w:t>Conducted cost-benefit analysis on 15,000 records identifying pricing adjustments that improved revenue by 2%. Designed experiments and statistical methods that contributed to three industry-facing publications.</w:t>
+        <w:t>Conducted cost-benefit analysis on 15,000 records identifying pricing adjustments that improved revenue by 2%.</w:t>
       </w:r>
     </w:p>
     <w:p>
@@ -624,13 +624,7 @@
       </w:pPr>
       <w:r>
         <w:lastRenderedPageBreak/>
-        <w:t xml:space="preserve">Recommended statistical methods and designed experiments </w:t>
-      </w:r>
-      <w:r>
-        <w:t>f</w:t>
-      </w:r>
-      <w:r>
-        <w:t>or researchers across multiple departments, improving the analytical rigor of research studies.</w:t>
+        <w:t>Recommended statistical methods and designed experiments for researchers across multiple departments, contributing to three industry-facing publications.</w:t>
       </w:r>
     </w:p>
     <w:p>

--- a/CV/CV_Dinesh_Poddaturi.docx
+++ b/CV/CV_Dinesh_Poddaturi.docx
@@ -82,6 +82,32 @@
         </w:rPr>
         <w:t xml:space="preserve"> </w:t>
       </w:r>
+      <w:r>
+        <w:rPr>
+          <w:color w:val="000000" w:themeColor="text1"/>
+          <w:sz w:val="18"/>
+          <w:szCs w:val="18"/>
+        </w:rPr>
+        <w:t>|</w:t>
+      </w:r>
+      <w:r>
+        <w:rPr>
+          <w:color w:val="000000" w:themeColor="text1"/>
+          <w:sz w:val="18"/>
+          <w:szCs w:val="18"/>
+        </w:rPr>
+        <w:t xml:space="preserve"> </w:t>
+      </w:r>
+      <w:hyperlink r:id="rId8" w:history="1">
+        <w:r>
+          <w:rPr>
+            <w:rStyle w:val="Hyperlink"/>
+            <w:sz w:val="18"/>
+            <w:szCs w:val="18"/>
+          </w:rPr>
+          <w:t>ssrn.com/abstract=6502262</w:t>
+        </w:r>
+      </w:hyperlink>
     </w:p>
     <w:p>
       <w:pPr>
@@ -961,14 +987,26 @@
         <w:rPr>
           <w:color w:val="000000" w:themeColor="text1"/>
         </w:rPr>
-        <w:t xml:space="preserve">Poddaturi, D.R. (2026). Profit-Aware Pricing in Two-Sided Marketplaces: Demand Elasticity, Cost Uncertainty, and Customer Lifetime Value in Brazilian E-Commerce. Working paper. Available on </w:t>
-      </w:r>
-      <w:hyperlink r:id="rId8" w:history="1">
+        <w:t xml:space="preserve">Poddaturi, D.R. (2026). Profit-Aware Pricing in Two-Sided Marketplaces: Demand Elasticity, Cost Uncertainty, and Customer Lifetime Value in Brazilian E-Commerce. Working paper. Available </w:t>
+      </w:r>
+      <w:r>
+        <w:rPr>
+          <w:color w:val="000000" w:themeColor="text1"/>
+        </w:rPr>
+        <w:t>at</w:t>
+      </w:r>
+      <w:r>
+        <w:rPr>
+          <w:color w:val="000000" w:themeColor="text1"/>
+        </w:rPr>
+        <w:t xml:space="preserve"> </w:t>
+      </w:r>
+      <w:hyperlink r:id="rId9" w:history="1">
         <w:r>
           <w:rPr>
             <w:rStyle w:val="Hyperlink"/>
           </w:rPr>
-          <w:t>my website</w:t>
+          <w:t>SSRN</w:t>
         </w:r>
       </w:hyperlink>
       <w:r>

--- a/CV/CV_Dinesh_Poddaturi.docx
+++ b/CV/CV_Dinesh_Poddaturi.docx
@@ -1195,7 +1195,19 @@
         <w:rPr>
           <w:color w:val="000000" w:themeColor="text1"/>
         </w:rPr>
-        <w:t>Demand elasticity estimation, structural econometric modeling, causal inference, discrete choice models, A/B testing, propensity modeling, CLV modeling, counterfactual simulation, panel data methods</w:t>
+        <w:t xml:space="preserve">Demand elasticity estimation, structural econometric modeling, causal inference, discrete choice models, </w:t>
+      </w:r>
+      <w:r>
+        <w:rPr>
+          <w:color w:val="000000" w:themeColor="text1"/>
+        </w:rPr>
+        <w:t>experimentation</w:t>
+      </w:r>
+      <w:r>
+        <w:rPr>
+          <w:color w:val="000000" w:themeColor="text1"/>
+        </w:rPr>
+        <w:t>, propensity modeling, CLV modeling, counterfactual simulation, panel data methods</w:t>
       </w:r>
     </w:p>
     <w:p>
